--- a/klagomål/A 2661-2026 FSC-klagomål.docx
+++ b/klagomål/A 2661-2026 FSC-klagomål.docx
@@ -770,7 +770,7 @@
     <w:r>
       <w:tab/>
       <w:tab/>
-      <w:t>2026-08-31</w:t>
+      <w:t>2026-09-01</w:t>
       <w:br/>
       <w:br/>
     </w:r>

--- a/klagomål/A 2661-2026 FSC-klagomål.docx
+++ b/klagomål/A 2661-2026 FSC-klagomål.docx
@@ -770,7 +770,7 @@
     <w:r>
       <w:tab/>
       <w:tab/>
-      <w:t>2026-09-01</w:t>
+      <w:t>2026-09-02</w:t>
       <w:br/>
       <w:br/>
     </w:r>

--- a/klagomål/A 2661-2026 FSC-klagomål.docx
+++ b/klagomål/A 2661-2026 FSC-klagomål.docx
@@ -178,7 +178,7 @@
       <w:r>
         <w:drawing>
           <wp:inline xmlns:a="http://schemas.openxmlformats.org/drawingml/2006/main" xmlns:pic="http://schemas.openxmlformats.org/drawingml/2006/picture">
-            <wp:extent cx="5486400" cy="4800129"/>
+            <wp:extent cx="5486400" cy="4918906"/>
             <wp:docPr id="1" name="Picture 1"/>
             <wp:cNvGraphicFramePr>
               <a:graphicFrameLocks noChangeAspect="1"/>
@@ -199,7 +199,7 @@
                   <pic:spPr>
                     <a:xfrm>
                       <a:off x="0" y="0"/>
-                      <a:ext cx="5486400" cy="4800129"/>
+                      <a:ext cx="5486400" cy="4918906"/>
                     </a:xfrm>
                     <a:prstGeom prst="rect"/>
                   </pic:spPr>
@@ -221,7 +221,7 @@
     </w:p>
     <w:p>
       <w:r>
-        <w:t>I och inom 13 meter från avverkningsanmälan finns fynd av 5 naturvårdsarter, varav 1 är fridlyst och 5 är typiska (T): blåsippa (T, §9), ekbräken (T), hultbräken (T), liljekonvalj (T) och majbräken (T). Se Figur 1.</w:t>
+        <w:t>I och inom 13 meter från avverkningsanmälan finns fynd av 6 naturvårdsarter, varav 2 är fridlysta och 5 är typiska (T): blåsippa (T, §9), ekbräken (T), hultbräken (T), liljekonvalj (T), majbräken (T) och grönvit nattviol (§8). Se Figur 1.</w:t>
       </w:r>
     </w:p>
     <w:p>
@@ -455,7 +455,7 @@
         <w:rPr>
           <w:i/>
         </w:rPr>
-        <w:t>I det avverkningsanmälda skogsområdet har 5 naturvårdsarter varav 0 rödlistade arter sina livsmiljöer och växtplatser.</w:t>
+        <w:t>I det avverkningsanmälda skogsområdet har 6 naturvårdsarter varav 0 rödlistade arter sina livsmiljöer och växtplatser.</w:t>
       </w:r>
     </w:p>
     <w:p>
@@ -770,7 +770,7 @@
     <w:r>
       <w:tab/>
       <w:tab/>
-      <w:t>2026-09-02</w:t>
+      <w:t>2026-09-03</w:t>
       <w:br/>
       <w:br/>
     </w:r>

--- a/klagomål/A 2661-2026 FSC-klagomål.docx
+++ b/klagomål/A 2661-2026 FSC-klagomål.docx
@@ -770,7 +770,7 @@
     <w:r>
       <w:tab/>
       <w:tab/>
-      <w:t>2026-09-03</w:t>
+      <w:t>2026-09-04</w:t>
       <w:br/>
       <w:br/>
     </w:r>

--- a/klagomål/A 2661-2026 FSC-klagomål.docx
+++ b/klagomål/A 2661-2026 FSC-klagomål.docx
@@ -770,7 +770,7 @@
     <w:r>
       <w:tab/>
       <w:tab/>
-      <w:t>2026-09-04</w:t>
+      <w:t>2026-09-05</w:t>
       <w:br/>
       <w:br/>
     </w:r>

--- a/klagomål/A 2661-2026 FSC-klagomål.docx
+++ b/klagomål/A 2661-2026 FSC-klagomål.docx
@@ -770,7 +770,7 @@
     <w:r>
       <w:tab/>
       <w:tab/>
-      <w:t>2026-09-05</w:t>
+      <w:t>2026-09-06</w:t>
       <w:br/>
       <w:br/>
     </w:r>

--- a/klagomål/A 2661-2026 FSC-klagomål.docx
+++ b/klagomål/A 2661-2026 FSC-klagomål.docx
@@ -770,7 +770,7 @@
     <w:r>
       <w:tab/>
       <w:tab/>
-      <w:t>2026-09-06</w:t>
+      <w:t>2026-09-07</w:t>
       <w:br/>
       <w:br/>
     </w:r>

--- a/klagomål/A 2661-2026 FSC-klagomål.docx
+++ b/klagomål/A 2661-2026 FSC-klagomål.docx
@@ -770,7 +770,7 @@
     <w:r>
       <w:tab/>
       <w:tab/>
-      <w:t>2026-09-07</w:t>
+      <w:t>2026-09-08</w:t>
       <w:br/>
       <w:br/>
     </w:r>

--- a/klagomål/A 2661-2026 FSC-klagomål.docx
+++ b/klagomål/A 2661-2026 FSC-klagomål.docx
@@ -770,7 +770,7 @@
     <w:r>
       <w:tab/>
       <w:tab/>
-      <w:t>2026-09-08</w:t>
+      <w:t>2026-09-09</w:t>
       <w:br/>
       <w:br/>
     </w:r>

--- a/klagomål/A 2661-2026 FSC-klagomål.docx
+++ b/klagomål/A 2661-2026 FSC-klagomål.docx
@@ -770,7 +770,7 @@
     <w:r>
       <w:tab/>
       <w:tab/>
-      <w:t>2026-09-09</w:t>
+      <w:t>2026-09-10</w:t>
       <w:br/>
       <w:br/>
     </w:r>

--- a/klagomål/A 2661-2026 FSC-klagomål.docx
+++ b/klagomål/A 2661-2026 FSC-klagomål.docx
@@ -770,7 +770,7 @@
     <w:r>
       <w:tab/>
       <w:tab/>
-      <w:t>2026-09-10</w:t>
+      <w:t>2026-09-11</w:t>
       <w:br/>
       <w:br/>
     </w:r>

--- a/klagomål/A 2661-2026 FSC-klagomål.docx
+++ b/klagomål/A 2661-2026 FSC-klagomål.docx
@@ -770,7 +770,7 @@
     <w:r>
       <w:tab/>
       <w:tab/>
-      <w:t>2026-09-11</w:t>
+      <w:t>2026-09-12</w:t>
       <w:br/>
       <w:br/>
     </w:r>
